--- a/Lightbox-Grid-Setup-Guide.docx
+++ b/Lightbox-Grid-Setup-Guide.docx
@@ -833,6 +833,48 @@
           </w:p>
         </w:tc>
       </w:tr>
+      <w:tr>
+        <w:tc>
+          <w:tcPr>
+            <w:tcW w:type="dxa" w:w="2880"/>
+          </w:tcPr>
+          <w:p>
+            <w:r>
+              <w:rPr>
+                <w:rFonts w:ascii="Consolas" w:hAnsi="Consolas"/>
+                <w:color w:val="B02A37"/>
+                <w:sz w:val="20"/>
+              </w:rPr>
+              <w:t>data-mobile-mode</w:t>
+            </w:r>
+          </w:p>
+        </w:tc>
+        <w:tc>
+          <w:tcPr>
+            <w:tcW w:type="dxa" w:w="2880"/>
+          </w:tcPr>
+          <w:p>
+            <w:r>
+              <w:t>Which view to show on phones: "carousel" or "masonry". Defaults to "carousel" (a grid of tiles is awkward on small screens).</w:t>
+            </w:r>
+          </w:p>
+        </w:tc>
+        <w:tc>
+          <w:tcPr>
+            <w:tcW w:type="dxa" w:w="2880"/>
+          </w:tcPr>
+          <w:p>
+            <w:r>
+              <w:rPr>
+                <w:rFonts w:ascii="Consolas" w:hAnsi="Consolas"/>
+                <w:color w:val="B02A37"/>
+                <w:sz w:val="20"/>
+              </w:rPr>
+              <w:t>data-mobile-mode="masonry"</w:t>
+            </w:r>
+          </w:p>
+        </w:tc>
+      </w:tr>
     </w:tbl>
     <w:p>
       <w:pPr>
@@ -874,6 +916,27 @@
           <w:sz w:val="19"/>
         </w:rPr>
         <w:t>&lt;ul rel="lightbox-grid" data-mode="masonry" data-toggle="off"&gt;</w:t>
+      </w:r>
+    </w:p>
+    <w:p>
+      <w:pPr>
+        <w:shd w:val="clear" w:color="auto" w:fill="EAF4EC"/>
+        <w:pBdr>
+          <w:top w:val="single" w:sz="6" w:space="6" w:color="BFD9C4"/>
+          <w:left w:val="single" w:sz="6" w:space="6" w:color="BFD9C4"/>
+          <w:bottom w:val="single" w:sz="6" w:space="6" w:color="BFD9C4"/>
+          <w:right w:val="single" w:sz="6" w:space="6" w:color="BFD9C4"/>
+        </w:pBdr>
+        <w:spacing w:before="80" w:after="160"/>
+      </w:pPr>
+      <w:r>
+        <w:rPr>
+          <w:b/>
+        </w:rPr>
+        <w:t xml:space="preserve">On phones:  </w:t>
+      </w:r>
+      <w:r>
+        <w:t>The gallery automatically shows the carousel on small screens (even if you chose grid), and the Carousel/Grid switch is hidden, because a full grid of tiles is hard to use on a phone. Visitors can swipe left/right to move through the carousel. Use data-mobile-mode if you want to change the phone view.</w:t>
       </w:r>
     </w:p>
     <w:p>
